--- a/assignment1/A1_COMP9016_Nagle_JohnPaul_R00065426.docx
+++ b/assignment1/A1_COMP9016_Nagle_JohnPaul_R00065426.docx
@@ -29,87 +29,178 @@
         <w:pStyle w:val="Heading1"/>
       </w:pPr>
       <w:r>
-        <w:t xml:space="preserve">1.1 Building Your World </w:t>
+        <w:t xml:space="preserve">Task Environment </w:t>
       </w:r>
     </w:p>
     <w:p>
-      <w:pPr>
-        <w:pStyle w:val="Heading2"/>
-      </w:pPr>
-      <w:r>
-        <w:t xml:space="preserve">Task Environment </w:t>
+      <w:r>
+        <w:t xml:space="preserve">The </w:t>
+      </w:r>
+      <w:r>
+        <w:t xml:space="preserve">2D world that has been implemented is a </w:t>
+      </w:r>
+      <w:r>
+        <w:rPr>
+          <w:b/>
+          <w:bCs/>
+        </w:rPr>
+        <w:t>fully</w:t>
+      </w:r>
+      <w:r>
+        <w:rPr>
+          <w:b/>
+          <w:bCs/>
+        </w:rPr>
+        <w:t xml:space="preserve"> observable</w:t>
+      </w:r>
+      <w:r>
+        <w:t xml:space="preserve"> (i.e. </w:t>
+      </w:r>
+      <w:proofErr w:type="spellStart"/>
+      <w:r>
+        <w:t>e</w:t>
+      </w:r>
+      <w:proofErr w:type="spellEnd"/>
+      <w:r>
+        <w:t xml:space="preserve"> know the final state of </w:t>
+      </w:r>
+      <w:r>
+        <w:t>the grid)</w:t>
+      </w:r>
+      <w:r>
+        <w:t xml:space="preserve">, </w:t>
+      </w:r>
+      <w:r>
+        <w:rPr>
+          <w:b/>
+          <w:bCs/>
+        </w:rPr>
+        <w:t>deterministic</w:t>
+      </w:r>
+      <w:r>
+        <w:t xml:space="preserve"> (</w:t>
+      </w:r>
+      <w:r>
+        <w:t>i.e. a</w:t>
+      </w:r>
+      <w:r>
+        <w:t xml:space="preserve">ctions have predictable effect on state), </w:t>
+      </w:r>
+      <w:r>
+        <w:rPr>
+          <w:b/>
+          <w:bCs/>
+        </w:rPr>
+        <w:t>sequential</w:t>
+      </w:r>
+      <w:r>
+        <w:t xml:space="preserve"> (</w:t>
+      </w:r>
+      <w:r>
+        <w:t>a</w:t>
+      </w:r>
+      <w:r>
+        <w:t xml:space="preserve">ctions affect future outcomes i.e. the location of the agent changes), </w:t>
+      </w:r>
+      <w:r>
+        <w:rPr>
+          <w:b/>
+          <w:bCs/>
+        </w:rPr>
+        <w:t>discrete</w:t>
+      </w:r>
+      <w:r>
+        <w:t xml:space="preserve"> (i.e. it is turn based, time taken doesn’t matter) </w:t>
+      </w:r>
+      <w:r>
+        <w:t xml:space="preserve">and </w:t>
+      </w:r>
+      <w:r>
+        <w:rPr>
+          <w:b/>
+          <w:bCs/>
+        </w:rPr>
+        <w:t>static</w:t>
+      </w:r>
+      <w:r>
+        <w:t xml:space="preserve"> (</w:t>
+      </w:r>
+      <w:r>
+        <w:t xml:space="preserve">i.e. </w:t>
+      </w:r>
+      <w:r>
+        <w:t>the env does not change)</w:t>
+      </w:r>
+      <w:r>
+        <w:t xml:space="preserve"> </w:t>
+      </w:r>
+      <w:r>
+        <w:t xml:space="preserve">2D </w:t>
+      </w:r>
+      <w:r>
+        <w:t>grid of configurable height and depth.</w:t>
       </w:r>
     </w:p>
     <w:p>
       <w:r>
-        <w:t xml:space="preserve">The </w:t>
-      </w:r>
-      <w:r>
-        <w:t xml:space="preserve">2D world that has been implemented is a </w:t>
-      </w:r>
-      <w:r>
-        <w:t>fully observable</w:t>
-      </w:r>
-      <w:r>
-        <w:t>, deterministic (</w:t>
-      </w:r>
-      <w:r>
-        <w:t>i.e. a</w:t>
-      </w:r>
-      <w:r>
-        <w:t>ctions have predictable effect on state), sequential (</w:t>
-      </w:r>
-      <w:r>
-        <w:t>a</w:t>
-      </w:r>
-      <w:r>
-        <w:t>ctions affect future outcomes i.e. the location of the agent changes), and static (</w:t>
-      </w:r>
-      <w:r>
-        <w:t xml:space="preserve">i.e. </w:t>
-      </w:r>
-      <w:r>
-        <w:t>the env does not change)</w:t>
-      </w:r>
-      <w:r>
         <w:t xml:space="preserve"> </w:t>
-      </w:r>
-      <w:r>
-        <w:t>grid of configurable height and depth.</w:t>
       </w:r>
     </w:p>
     <w:p>
       <w:r>
+        <w:t xml:space="preserve">There is one </w:t>
+      </w:r>
+      <w:r>
+        <w:t>“</w:t>
+      </w:r>
+      <w:r>
+        <w:t>Winning</w:t>
+      </w:r>
+      <w:r>
+        <w:t>”</w:t>
+      </w:r>
+      <w:r>
+        <w:t xml:space="preserve"> block in the grid. If the agent lands on the </w:t>
+      </w:r>
+      <w:r>
+        <w:t>“</w:t>
+      </w:r>
+      <w:r>
+        <w:t>Winning</w:t>
+      </w:r>
+      <w:r>
+        <w:t>”</w:t>
+      </w:r>
+      <w:r>
+        <w:t xml:space="preserve"> block, they are awarded 100 points, the game is declared Won, and the game is over.</w:t>
+      </w:r>
+      <w:r>
         <w:t xml:space="preserve"> </w:t>
       </w:r>
     </w:p>
     <w:p>
       <w:r>
-        <w:t xml:space="preserve">There is one </w:t>
-      </w:r>
-      <w:r>
-        <w:t>“</w:t>
-      </w:r>
-      <w:r>
-        <w:t>Winning</w:t>
-      </w:r>
-      <w:r>
-        <w:t>”</w:t>
-      </w:r>
-      <w:r>
-        <w:t xml:space="preserve"> block in the grid. If the agent lands on the </w:t>
-      </w:r>
-      <w:r>
-        <w:t>“</w:t>
-      </w:r>
-      <w:r>
-        <w:t>Winning</w:t>
-      </w:r>
-      <w:r>
-        <w:t>”</w:t>
-      </w:r>
-      <w:r>
-        <w:t xml:space="preserve"> block, they are awarded 100 points, the game is declared Won, and the game is over.</w:t>
+        <w:t xml:space="preserve">The </w:t>
+      </w:r>
+      <w:r>
+        <w:rPr>
+          <w:b/>
+          <w:bCs/>
+        </w:rPr>
+        <w:t>goal-state</w:t>
+      </w:r>
+      <w:r>
+        <w:t xml:space="preserve"> is that the </w:t>
+      </w:r>
+      <w:r>
+        <w:rPr>
+          <w:b/>
+          <w:bCs/>
+        </w:rPr>
+        <w:t>Agent location = the Winning square location</w:t>
+      </w:r>
+      <w:r>
+        <w:t>.</w:t>
       </w:r>
     </w:p>
     <w:p>
@@ -134,7 +225,10 @@
         <w:t xml:space="preserve"> block in the game. If the agent  lands on the </w:t>
       </w:r>
       <w:r>
-        <w:t>“P</w:t>
+        <w:t>“</w:t>
+      </w:r>
+      <w:r>
+        <w:t>P</w:t>
       </w:r>
       <w:r>
         <w:t>enalty</w:t>
@@ -149,7 +243,13 @@
     <w:p/>
     <w:p>
       <w:r>
-        <w:t xml:space="preserve">There is one Obstacle block in the game </w:t>
+        <w:t xml:space="preserve">There is one </w:t>
+      </w:r>
+      <w:r>
+        <w:t>Obstacle</w:t>
+      </w:r>
+      <w:r>
+        <w:t xml:space="preserve"> block in the game </w:t>
       </w:r>
       <w:r>
         <w:t xml:space="preserve">on to </w:t>
@@ -323,15 +423,21 @@
         </w:drawing>
       </w:r>
     </w:p>
+    <w:p/>
     <w:p>
       <w:pPr>
+        <w:pStyle w:val="Heading1"/>
+      </w:pPr>
+      <w:r>
+        <w:t xml:space="preserve">1.1 Building Your World </w:t>
+      </w:r>
+    </w:p>
+    <w:p/>
+    <w:p>
+      <w:pPr>
         <w:pStyle w:val="Heading2"/>
       </w:pPr>
       <w:r>
-        <w:br w:type="page"/>
-      </w:r>
-      <w:r>
-        <w:lastRenderedPageBreak/>
         <w:t>Agent Types and PEAS Descriptions</w:t>
       </w:r>
     </w:p>
@@ -978,7 +1084,6 @@
           </w:tcPr>
           <w:p>
             <w:r>
-              <w:lastRenderedPageBreak/>
               <w:t>Random</w:t>
             </w:r>
             <w:r>
@@ -1409,6 +1514,7 @@
           <w:noProof/>
           <w:lang w:eastAsia="en-US"/>
         </w:rPr>
+        <w:lastRenderedPageBreak/>
         <w:drawing>
           <wp:inline distT="0" distB="0" distL="0" distR="0" wp14:anchorId="2E36016E" wp14:editId="68E1B07A">
             <wp:extent cx="2118641" cy="1790963"/>

--- a/assignment1/A1_COMP9016_Nagle_JohnPaul_R00065426.docx
+++ b/assignment1/A1_COMP9016_Nagle_JohnPaul_R00065426.docx
@@ -56,13 +56,11 @@
       <w:r>
         <w:t xml:space="preserve"> (i.e. </w:t>
       </w:r>
-      <w:proofErr w:type="spellStart"/>
-      <w:r>
-        <w:t>e</w:t>
-      </w:r>
-      <w:proofErr w:type="spellEnd"/>
-      <w:r>
-        <w:t xml:space="preserve"> know the final state of </w:t>
+      <w:r>
+        <w:t>w</w:t>
+      </w:r>
+      <w:r>
+        <w:t xml:space="preserve">e know the final state of </w:t>
       </w:r>
       <w:r>
         <w:t>the grid)</w:t>
@@ -210,7 +208,13 @@
     </w:p>
     <w:p>
       <w:r>
-        <w:t xml:space="preserve">There is one </w:t>
+        <w:t xml:space="preserve">There </w:t>
+      </w:r>
+      <w:r>
+        <w:t>are a random number of</w:t>
+      </w:r>
+      <w:r>
+        <w:t xml:space="preserve"> </w:t>
       </w:r>
       <w:r>
         <w:t>“</w:t>
@@ -222,7 +226,13 @@
         <w:t>”</w:t>
       </w:r>
       <w:r>
-        <w:t xml:space="preserve"> block in the game. If the agent  lands on the </w:t>
+        <w:t xml:space="preserve"> block in the game. If the agent lands on </w:t>
+      </w:r>
+      <w:r>
+        <w:t>a</w:t>
+      </w:r>
+      <w:r>
+        <w:t xml:space="preserve"> </w:t>
       </w:r>
       <w:r>
         <w:t>“</w:t>
@@ -361,74 +371,35 @@
       </w:r>
     </w:p>
     <w:p>
+      <w:pPr>
+        <w:pStyle w:val="Heading1"/>
+      </w:pPr>
       <w:r>
         <w:br/>
-      </w:r>
-      <w:r>
-        <w:t xml:space="preserve">i.e. </w:t>
-      </w:r>
-      <w:r>
-        <w:t>2D world with (w=10 d=10) grid</w:t>
       </w:r>
     </w:p>
     <w:p>
       <w:pPr>
         <w:rPr>
-          <w:rFonts w:ascii="Hack" w:hAnsi="Hack"/>
-          <w:color w:val="000000" w:themeColor="text1"/>
-          <w:sz w:val="20"/>
-          <w:szCs w:val="20"/>
-        </w:rPr>
-      </w:pPr>
+          <w:rFonts w:asciiTheme="majorHAnsi" w:eastAsiaTheme="majorEastAsia" w:hAnsiTheme="majorHAnsi" w:cstheme="majorBidi"/>
+          <w:color w:val="0F4761" w:themeColor="accent1" w:themeShade="BF"/>
+          <w:kern w:val="2"/>
+          <w:sz w:val="40"/>
+          <w:szCs w:val="40"/>
+          <w:lang w:eastAsia="en-US"/>
+          <w14:ligatures w14:val="standardContextual"/>
+        </w:rPr>
+      </w:pPr>
+      <w:r>
+        <w:br w:type="page"/>
+      </w:r>
     </w:p>
     <w:p>
-      <w:r>
-        <w:rPr>
-          <w:noProof/>
-        </w:rPr>
-        <w:drawing>
-          <wp:inline distT="0" distB="0" distL="0" distR="0" wp14:anchorId="7FDCF4FB" wp14:editId="47639B8E">
-            <wp:extent cx="3576320" cy="2005812"/>
-            <wp:effectExtent l="0" t="0" r="5080" b="1270"/>
-            <wp:docPr id="2040948956" name="Picture 1" descr="A screenshot of a computer&#10;&#10;AI-generated content may be incorrect."/>
-            <wp:cNvGraphicFramePr>
-              <a:graphicFrameLocks xmlns:a="http://schemas.openxmlformats.org/drawingml/2006/main" noChangeAspect="1"/>
-            </wp:cNvGraphicFramePr>
-            <a:graphic xmlns:a="http://schemas.openxmlformats.org/drawingml/2006/main">
-              <a:graphicData uri="http://schemas.openxmlformats.org/drawingml/2006/picture">
-                <pic:pic xmlns:pic="http://schemas.openxmlformats.org/drawingml/2006/picture">
-                  <pic:nvPicPr>
-                    <pic:cNvPr id="2040948956" name="Picture 1" descr="A screenshot of a computer&#10;&#10;AI-generated content may be incorrect."/>
-                    <pic:cNvPicPr/>
-                  </pic:nvPicPr>
-                  <pic:blipFill>
-                    <a:blip r:embed="rId6"/>
-                    <a:stretch>
-                      <a:fillRect/>
-                    </a:stretch>
-                  </pic:blipFill>
-                  <pic:spPr>
-                    <a:xfrm>
-                      <a:off x="0" y="0"/>
-                      <a:ext cx="3612120" cy="2025891"/>
-                    </a:xfrm>
-                    <a:prstGeom prst="rect">
-                      <a:avLst/>
-                    </a:prstGeom>
-                  </pic:spPr>
-                </pic:pic>
-              </a:graphicData>
-            </a:graphic>
-          </wp:inline>
-        </w:drawing>
-      </w:r>
-    </w:p>
-    <w:p/>
-    <w:p>
       <w:pPr>
         <w:pStyle w:val="Heading1"/>
       </w:pPr>
       <w:r>
+        <w:lastRenderedPageBreak/>
         <w:t xml:space="preserve">1.1 Building Your World </w:t>
       </w:r>
     </w:p>
@@ -1316,7 +1287,7 @@
                     <pic:cNvPicPr/>
                   </pic:nvPicPr>
                   <pic:blipFill>
-                    <a:blip r:embed="rId7"/>
+                    <a:blip r:embed="rId6"/>
                     <a:stretch>
                       <a:fillRect/>
                     </a:stretch>
@@ -1430,7 +1401,7 @@
                     <pic:cNvPicPr/>
                   </pic:nvPicPr>
                   <pic:blipFill>
-                    <a:blip r:embed="rId8"/>
+                    <a:blip r:embed="rId7"/>
                     <a:stretch>
                       <a:fillRect/>
                     </a:stretch>
@@ -1531,7 +1502,7 @@
                     <pic:cNvPicPr/>
                   </pic:nvPicPr>
                   <pic:blipFill>
-                    <a:blip r:embed="rId9"/>
+                    <a:blip r:embed="rId8"/>
                     <a:stretch>
                       <a:fillRect/>
                     </a:stretch>

--- a/assignment1/A1_COMP9016_Nagle_JohnPaul_R00065426.docx
+++ b/assignment1/A1_COMP9016_Nagle_JohnPaul_R00065426.docx
@@ -173,12 +173,7 @@
         <w:t xml:space="preserve"> block, they are awarded 100 points, the game is declared Won, and the game is over.</w:t>
       </w:r>
       <w:r>
-        <w:t xml:space="preserve"> </w:t>
-      </w:r>
-    </w:p>
-    <w:p>
-      <w:r>
-        <w:t xml:space="preserve">The </w:t>
+        <w:t xml:space="preserve"> The </w:t>
       </w:r>
       <w:r>
         <w:rPr>
@@ -419,10 +414,10 @@
         <w:tblLook w:val="04A0" w:firstRow="1" w:lastRow="0" w:firstColumn="1" w:lastColumn="0" w:noHBand="0" w:noVBand="1"/>
       </w:tblPr>
       <w:tblGrid>
-        <w:gridCol w:w="1803"/>
-        <w:gridCol w:w="1803"/>
-        <w:gridCol w:w="1803"/>
-        <w:gridCol w:w="1390"/>
+        <w:gridCol w:w="1129"/>
+        <w:gridCol w:w="2477"/>
+        <w:gridCol w:w="1918"/>
+        <w:gridCol w:w="1275"/>
         <w:gridCol w:w="2217"/>
       </w:tblGrid>
       <w:tr>
@@ -432,13 +427,13 @@
         <w:tc>
           <w:tcPr>
             <w:cnfStyle w:val="001000000000" w:firstRow="0" w:lastRow="0" w:firstColumn="1" w:lastColumn="0" w:oddVBand="0" w:evenVBand="0" w:oddHBand="0" w:evenHBand="0" w:firstRowFirstColumn="0" w:firstRowLastColumn="0" w:lastRowFirstColumn="0" w:lastRowLastColumn="0"/>
-            <w:tcW w:w="1803" w:type="dxa"/>
+            <w:tcW w:w="1129" w:type="dxa"/>
           </w:tcPr>
           <w:p/>
         </w:tc>
         <w:tc>
           <w:tcPr>
-            <w:tcW w:w="1803" w:type="dxa"/>
+            <w:tcW w:w="2477" w:type="dxa"/>
           </w:tcPr>
           <w:p>
             <w:pPr>
@@ -451,7 +446,7 @@
         </w:tc>
         <w:tc>
           <w:tcPr>
-            <w:tcW w:w="1803" w:type="dxa"/>
+            <w:tcW w:w="1918" w:type="dxa"/>
           </w:tcPr>
           <w:p>
             <w:pPr>
@@ -464,7 +459,7 @@
         </w:tc>
         <w:tc>
           <w:tcPr>
-            <w:tcW w:w="1390" w:type="dxa"/>
+            <w:tcW w:w="1275" w:type="dxa"/>
           </w:tcPr>
           <w:p>
             <w:pPr>
@@ -496,7 +491,7 @@
         <w:tc>
           <w:tcPr>
             <w:cnfStyle w:val="001000000000" w:firstRow="0" w:lastRow="0" w:firstColumn="1" w:lastColumn="0" w:oddVBand="0" w:evenVBand="0" w:oddHBand="0" w:evenHBand="0" w:firstRowFirstColumn="0" w:firstRowLastColumn="0" w:lastRowFirstColumn="0" w:lastRowLastColumn="0"/>
-            <w:tcW w:w="1803" w:type="dxa"/>
+            <w:tcW w:w="1129" w:type="dxa"/>
           </w:tcPr>
           <w:p>
             <w:r>
@@ -506,7 +501,7 @@
         </w:tc>
         <w:tc>
           <w:tcPr>
-            <w:tcW w:w="1803" w:type="dxa"/>
+            <w:tcW w:w="2477" w:type="dxa"/>
           </w:tcPr>
           <w:p>
             <w:pPr>
@@ -527,7 +522,7 @@
         </w:tc>
         <w:tc>
           <w:tcPr>
-            <w:tcW w:w="1803" w:type="dxa"/>
+            <w:tcW w:w="1918" w:type="dxa"/>
           </w:tcPr>
           <w:p>
             <w:pPr>
@@ -540,7 +535,7 @@
         </w:tc>
         <w:tc>
           <w:tcPr>
-            <w:tcW w:w="1390" w:type="dxa"/>
+            <w:tcW w:w="1275" w:type="dxa"/>
           </w:tcPr>
           <w:p>
             <w:pPr>
@@ -577,7 +572,7 @@
         <w:tc>
           <w:tcPr>
             <w:cnfStyle w:val="001000000000" w:firstRow="0" w:lastRow="0" w:firstColumn="1" w:lastColumn="0" w:oddVBand="0" w:evenVBand="0" w:oddHBand="0" w:evenHBand="0" w:firstRowFirstColumn="0" w:firstRowLastColumn="0" w:lastRowFirstColumn="0" w:lastRowLastColumn="0"/>
-            <w:tcW w:w="1803" w:type="dxa"/>
+            <w:tcW w:w="1129" w:type="dxa"/>
           </w:tcPr>
           <w:p>
             <w:r>
@@ -587,7 +582,7 @@
         </w:tc>
         <w:tc>
           <w:tcPr>
-            <w:tcW w:w="1803" w:type="dxa"/>
+            <w:tcW w:w="2477" w:type="dxa"/>
           </w:tcPr>
           <w:p>
             <w:pPr>
@@ -600,7 +595,7 @@
         </w:tc>
         <w:tc>
           <w:tcPr>
-            <w:tcW w:w="1803" w:type="dxa"/>
+            <w:tcW w:w="1918" w:type="dxa"/>
           </w:tcPr>
           <w:p>
             <w:pPr>
@@ -613,7 +608,7 @@
         </w:tc>
         <w:tc>
           <w:tcPr>
-            <w:tcW w:w="1390" w:type="dxa"/>
+            <w:tcW w:w="1275" w:type="dxa"/>
           </w:tcPr>
           <w:p>
             <w:pPr>
@@ -642,6 +637,9 @@
             <w:proofErr w:type="spellEnd"/>
             <w:r>
               <w:t xml:space="preserve"> with available directions and associated costs</w:t>
+            </w:r>
+            <w:r>
+              <w:t xml:space="preserve"> (not including penalty block costs)</w:t>
             </w:r>
           </w:p>
           <w:p>
@@ -658,7 +656,7 @@
         <w:tc>
           <w:tcPr>
             <w:cnfStyle w:val="001000000000" w:firstRow="0" w:lastRow="0" w:firstColumn="1" w:lastColumn="0" w:oddVBand="0" w:evenVBand="0" w:oddHBand="0" w:evenHBand="0" w:firstRowFirstColumn="0" w:firstRowLastColumn="0" w:lastRowFirstColumn="0" w:lastRowLastColumn="0"/>
-            <w:tcW w:w="1803" w:type="dxa"/>
+            <w:tcW w:w="1129" w:type="dxa"/>
           </w:tcPr>
           <w:p>
             <w:r>
@@ -668,7 +666,7 @@
         </w:tc>
         <w:tc>
           <w:tcPr>
-            <w:tcW w:w="1803" w:type="dxa"/>
+            <w:tcW w:w="2477" w:type="dxa"/>
           </w:tcPr>
           <w:p>
             <w:pPr>
@@ -681,7 +679,7 @@
         </w:tc>
         <w:tc>
           <w:tcPr>
-            <w:tcW w:w="1803" w:type="dxa"/>
+            <w:tcW w:w="1918" w:type="dxa"/>
           </w:tcPr>
           <w:p>
             <w:pPr>
@@ -694,7 +692,7 @@
         </w:tc>
         <w:tc>
           <w:tcPr>
-            <w:tcW w:w="1390" w:type="dxa"/>
+            <w:tcW w:w="1275" w:type="dxa"/>
           </w:tcPr>
           <w:p>
             <w:pPr>
@@ -722,6 +720,71 @@
           </w:p>
         </w:tc>
       </w:tr>
+      <w:tr>
+        <w:tc>
+          <w:tcPr>
+            <w:cnfStyle w:val="001000000000" w:firstRow="0" w:lastRow="0" w:firstColumn="1" w:lastColumn="0" w:oddVBand="0" w:evenVBand="0" w:oddHBand="0" w:evenHBand="0" w:firstRowFirstColumn="0" w:firstRowLastColumn="0" w:lastRowFirstColumn="0" w:lastRowLastColumn="0"/>
+            <w:tcW w:w="1129" w:type="dxa"/>
+          </w:tcPr>
+          <w:p>
+            <w:r>
+              <w:t>Goal</w:t>
+            </w:r>
+          </w:p>
+        </w:tc>
+        <w:tc>
+          <w:tcPr>
+            <w:tcW w:w="2477" w:type="dxa"/>
+          </w:tcPr>
+          <w:p>
+            <w:pPr>
+              <w:cnfStyle w:val="000000000000" w:firstRow="0" w:lastRow="0" w:firstColumn="0" w:lastColumn="0" w:oddVBand="0" w:evenVBand="0" w:oddHBand="0" w:evenHBand="0" w:firstRowFirstColumn="0" w:firstRowLastColumn="0" w:lastRowFirstColumn="0" w:lastRowLastColumn="0"/>
+            </w:pPr>
+            <w:r>
+              <w:t>As above</w:t>
+            </w:r>
+          </w:p>
+        </w:tc>
+        <w:tc>
+          <w:tcPr>
+            <w:tcW w:w="1918" w:type="dxa"/>
+          </w:tcPr>
+          <w:p>
+            <w:pPr>
+              <w:cnfStyle w:val="000000000000" w:firstRow="0" w:lastRow="0" w:firstColumn="0" w:lastColumn="0" w:oddVBand="0" w:evenVBand="0" w:oddHBand="0" w:evenHBand="0" w:firstRowFirstColumn="0" w:firstRowLastColumn="0" w:lastRowFirstColumn="0" w:lastRowLastColumn="0"/>
+            </w:pPr>
+            <w:r>
+              <w:t>As above</w:t>
+            </w:r>
+          </w:p>
+        </w:tc>
+        <w:tc>
+          <w:tcPr>
+            <w:tcW w:w="1275" w:type="dxa"/>
+          </w:tcPr>
+          <w:p>
+            <w:pPr>
+              <w:cnfStyle w:val="000000000000" w:firstRow="0" w:lastRow="0" w:firstColumn="0" w:lastColumn="0" w:oddVBand="0" w:evenVBand="0" w:oddHBand="0" w:evenHBand="0" w:firstRowFirstColumn="0" w:firstRowLastColumn="0" w:lastRowFirstColumn="0" w:lastRowLastColumn="0"/>
+            </w:pPr>
+            <w:r>
+              <w:t>As above</w:t>
+            </w:r>
+          </w:p>
+        </w:tc>
+        <w:tc>
+          <w:tcPr>
+            <w:tcW w:w="2217" w:type="dxa"/>
+          </w:tcPr>
+          <w:p>
+            <w:pPr>
+              <w:cnfStyle w:val="000000000000" w:firstRow="0" w:lastRow="0" w:firstColumn="0" w:lastColumn="0" w:oddVBand="0" w:evenVBand="0" w:oddHBand="0" w:evenHBand="0" w:firstRowFirstColumn="0" w:firstRowLastColumn="0" w:lastRowFirstColumn="0" w:lastRowLastColumn="0"/>
+            </w:pPr>
+            <w:r>
+              <w:t>As above. Decides movement based on heuristic.</w:t>
+            </w:r>
+          </w:p>
+        </w:tc>
+      </w:tr>
     </w:tbl>
     <w:p>
       <w:pPr>
@@ -746,8 +809,8 @@
         <w:tblLook w:val="04A0" w:firstRow="1" w:lastRow="0" w:firstColumn="1" w:lastColumn="0" w:noHBand="0" w:noVBand="1"/>
       </w:tblPr>
       <w:tblGrid>
-        <w:gridCol w:w="1696"/>
-        <w:gridCol w:w="3119"/>
+        <w:gridCol w:w="1129"/>
+        <w:gridCol w:w="3686"/>
         <w:gridCol w:w="4201"/>
       </w:tblGrid>
       <w:tr>
@@ -757,13 +820,13 @@
         <w:tc>
           <w:tcPr>
             <w:cnfStyle w:val="001000000000" w:firstRow="0" w:lastRow="0" w:firstColumn="1" w:lastColumn="0" w:oddVBand="0" w:evenVBand="0" w:oddHBand="0" w:evenHBand="0" w:firstRowFirstColumn="0" w:firstRowLastColumn="0" w:lastRowFirstColumn="0" w:lastRowLastColumn="0"/>
-            <w:tcW w:w="1696" w:type="dxa"/>
+            <w:tcW w:w="1129" w:type="dxa"/>
           </w:tcPr>
           <w:p/>
         </w:tc>
         <w:tc>
           <w:tcPr>
-            <w:tcW w:w="3119" w:type="dxa"/>
+            <w:tcW w:w="3686" w:type="dxa"/>
           </w:tcPr>
           <w:p>
             <w:pPr>
@@ -795,7 +858,7 @@
         <w:tc>
           <w:tcPr>
             <w:cnfStyle w:val="001000000000" w:firstRow="0" w:lastRow="0" w:firstColumn="1" w:lastColumn="0" w:oddVBand="0" w:evenVBand="0" w:oddHBand="0" w:evenHBand="0" w:firstRowFirstColumn="0" w:firstRowLastColumn="0" w:lastRowFirstColumn="0" w:lastRowLastColumn="0"/>
-            <w:tcW w:w="1696" w:type="dxa"/>
+            <w:tcW w:w="1129" w:type="dxa"/>
           </w:tcPr>
           <w:p>
             <w:r>
@@ -805,7 +868,7 @@
         </w:tc>
         <w:tc>
           <w:tcPr>
-            <w:tcW w:w="3119" w:type="dxa"/>
+            <w:tcW w:w="3686" w:type="dxa"/>
           </w:tcPr>
           <w:p>
             <w:pPr>
@@ -850,7 +913,7 @@
         <w:tc>
           <w:tcPr>
             <w:cnfStyle w:val="001000000000" w:firstRow="0" w:lastRow="0" w:firstColumn="1" w:lastColumn="0" w:oddVBand="0" w:evenVBand="0" w:oddHBand="0" w:evenHBand="0" w:firstRowFirstColumn="0" w:firstRowLastColumn="0" w:lastRowFirstColumn="0" w:lastRowLastColumn="0"/>
-            <w:tcW w:w="1696" w:type="dxa"/>
+            <w:tcW w:w="1129" w:type="dxa"/>
           </w:tcPr>
           <w:p>
             <w:r>
@@ -860,7 +923,7 @@
         </w:tc>
         <w:tc>
           <w:tcPr>
-            <w:tcW w:w="3119" w:type="dxa"/>
+            <w:tcW w:w="3686" w:type="dxa"/>
           </w:tcPr>
           <w:p>
             <w:pPr>
@@ -923,7 +986,7 @@
         <w:tc>
           <w:tcPr>
             <w:cnfStyle w:val="001000000000" w:firstRow="0" w:lastRow="0" w:firstColumn="1" w:lastColumn="0" w:oddVBand="0" w:evenVBand="0" w:oddHBand="0" w:evenHBand="0" w:firstRowFirstColumn="0" w:firstRowLastColumn="0" w:lastRowFirstColumn="0" w:lastRowLastColumn="0"/>
-            <w:tcW w:w="1696" w:type="dxa"/>
+            <w:tcW w:w="1129" w:type="dxa"/>
           </w:tcPr>
           <w:p>
             <w:r>
@@ -933,7 +996,7 @@
         </w:tc>
         <w:tc>
           <w:tcPr>
-            <w:tcW w:w="3119" w:type="dxa"/>
+            <w:tcW w:w="3686" w:type="dxa"/>
           </w:tcPr>
           <w:p>
             <w:pPr>
@@ -989,6 +1052,45 @@
           </w:p>
         </w:tc>
       </w:tr>
+      <w:tr>
+        <w:tc>
+          <w:tcPr>
+            <w:cnfStyle w:val="001000000000" w:firstRow="0" w:lastRow="0" w:firstColumn="1" w:lastColumn="0" w:oddVBand="0" w:evenVBand="0" w:oddHBand="0" w:evenHBand="0" w:firstRowFirstColumn="0" w:firstRowLastColumn="0" w:lastRowFirstColumn="0" w:lastRowLastColumn="0"/>
+            <w:tcW w:w="1129" w:type="dxa"/>
+          </w:tcPr>
+          <w:p>
+            <w:r>
+              <w:t>Goal</w:t>
+            </w:r>
+          </w:p>
+        </w:tc>
+        <w:tc>
+          <w:tcPr>
+            <w:tcW w:w="3686" w:type="dxa"/>
+          </w:tcPr>
+          <w:p>
+            <w:pPr>
+              <w:cnfStyle w:val="000000000000" w:firstRow="0" w:lastRow="0" w:firstColumn="0" w:lastColumn="0" w:oddVBand="0" w:evenVBand="0" w:oddHBand="0" w:evenHBand="0" w:firstRowFirstColumn="0" w:firstRowLastColumn="0" w:lastRowFirstColumn="0" w:lastRowLastColumn="0"/>
+            </w:pPr>
+            <w:r>
+              <w:t>Finds the goal 80%+ of the time. Finds efficient path towards winning goal. Dependent on good heuristic.</w:t>
+            </w:r>
+          </w:p>
+        </w:tc>
+        <w:tc>
+          <w:tcPr>
+            <w:tcW w:w="4201" w:type="dxa"/>
+          </w:tcPr>
+          <w:p>
+            <w:pPr>
+              <w:cnfStyle w:val="000000000000" w:firstRow="0" w:lastRow="0" w:firstColumn="0" w:lastColumn="0" w:oddVBand="0" w:evenVBand="0" w:oddHBand="0" w:evenHBand="0" w:firstRowFirstColumn="0" w:firstRowLastColumn="0" w:lastRowFirstColumn="0" w:lastRowLastColumn="0"/>
+            </w:pPr>
+            <w:r>
+              <w:t>3x slower than a random agent.</w:t>
+            </w:r>
+          </w:p>
+        </w:tc>
+      </w:tr>
     </w:tbl>
     <w:p/>
     <w:p/>
@@ -996,17 +1098,8 @@
       <w:pPr>
         <w:pStyle w:val="Heading2"/>
       </w:pPr>
-    </w:p>
-    <w:p>
-      <w:pPr>
-        <w:pStyle w:val="Heading2"/>
-      </w:pPr>
-    </w:p>
-    <w:p>
-      <w:pPr>
-        <w:pStyle w:val="Heading2"/>
-      </w:pPr>
-      <w:r>
+      <w:r>
+        <w:lastRenderedPageBreak/>
         <w:t>Ability to perform</w:t>
       </w:r>
     </w:p>
@@ -1028,13 +1121,13 @@
         <w:tc>
           <w:tcPr>
             <w:cnfStyle w:val="001000000000" w:firstRow="0" w:lastRow="0" w:firstColumn="1" w:lastColumn="0" w:oddVBand="0" w:evenVBand="0" w:oddHBand="0" w:evenHBand="0" w:firstRowFirstColumn="0" w:firstRowLastColumn="0" w:lastRowFirstColumn="0" w:lastRowLastColumn="0"/>
-            <w:tcW w:w="1413" w:type="dxa"/>
+            <w:tcW w:w="1923" w:type="dxa"/>
           </w:tcPr>
           <w:p/>
         </w:tc>
         <w:tc>
           <w:tcPr>
-            <w:tcW w:w="7607" w:type="dxa"/>
+            <w:tcW w:w="7097" w:type="dxa"/>
           </w:tcPr>
           <w:p>
             <w:pPr>
@@ -1051,7 +1144,7 @@
         <w:tc>
           <w:tcPr>
             <w:cnfStyle w:val="001000000000" w:firstRow="0" w:lastRow="0" w:firstColumn="1" w:lastColumn="0" w:oddVBand="0" w:evenVBand="0" w:oddHBand="0" w:evenHBand="0" w:firstRowFirstColumn="0" w:firstRowLastColumn="0" w:lastRowFirstColumn="0" w:lastRowLastColumn="0"/>
-            <w:tcW w:w="1413" w:type="dxa"/>
+            <w:tcW w:w="1923" w:type="dxa"/>
           </w:tcPr>
           <w:p>
             <w:r>
@@ -1072,20 +1165,17 @@
         </w:tc>
         <w:tc>
           <w:tcPr>
-            <w:tcW w:w="7607" w:type="dxa"/>
+            <w:tcW w:w="7097" w:type="dxa"/>
           </w:tcPr>
           <w:p>
             <w:pPr>
               <w:cnfStyle w:val="000000100000" w:firstRow="0" w:lastRow="0" w:firstColumn="0" w:lastColumn="0" w:oddVBand="0" w:evenVBand="0" w:oddHBand="1" w:evenHBand="0" w:firstRowFirstColumn="0" w:firstRowLastColumn="0" w:lastRowFirstColumn="0" w:lastRowLastColumn="0"/>
             </w:pPr>
             <w:r>
-              <w:t xml:space="preserve">This produces very erratic results, and is impossible to characterise in any rational way. The more steps this agent is allowed, the higher likelihood it has of winning. There was </w:t>
-            </w:r>
-            <w:r>
-              <w:t xml:space="preserve">nearly </w:t>
-            </w:r>
-            <w:r>
-              <w:t>always a non-zero win rate for this agent.</w:t>
+              <w:t xml:space="preserve">This produces very erratic results, and is impossible to characterise in any rational way. The more steps this agent is allowed, the higher likelihood it has of winning. </w:t>
+            </w:r>
+            <w:r>
+              <w:t>Win rates of ~40% were common.</w:t>
             </w:r>
           </w:p>
         </w:tc>
@@ -1097,7 +1187,7 @@
         <w:tc>
           <w:tcPr>
             <w:cnfStyle w:val="001000000000" w:firstRow="0" w:lastRow="0" w:firstColumn="1" w:lastColumn="0" w:oddVBand="0" w:evenVBand="0" w:oddHBand="0" w:evenHBand="0" w:firstRowFirstColumn="0" w:firstRowLastColumn="0" w:lastRowFirstColumn="0" w:lastRowLastColumn="0"/>
-            <w:tcW w:w="1413" w:type="dxa"/>
+            <w:tcW w:w="1923" w:type="dxa"/>
           </w:tcPr>
           <w:p>
             <w:r>
@@ -1118,7 +1208,7 @@
         </w:tc>
         <w:tc>
           <w:tcPr>
-            <w:tcW w:w="7607" w:type="dxa"/>
+            <w:tcW w:w="7097" w:type="dxa"/>
           </w:tcPr>
           <w:p>
             <w:pPr>
@@ -1137,7 +1227,25 @@
               <w:rPr>
                 <w:lang w:eastAsia="en-US"/>
               </w:rPr>
-              <w:t>0% win rates were common for this agent.</w:t>
+              <w:t>Win</w:t>
+            </w:r>
+            <w:r>
+              <w:rPr>
+                <w:lang w:eastAsia="en-US"/>
+              </w:rPr>
+              <w:t xml:space="preserve"> rates </w:t>
+            </w:r>
+            <w:r>
+              <w:rPr>
+                <w:lang w:eastAsia="en-US"/>
+              </w:rPr>
+              <w:t xml:space="preserve">of &lt;20% </w:t>
+            </w:r>
+            <w:r>
+              <w:rPr>
+                <w:lang w:eastAsia="en-US"/>
+              </w:rPr>
+              <w:t>were common for this agent.</w:t>
             </w:r>
           </w:p>
         </w:tc>
@@ -1150,7 +1258,7 @@
         <w:tc>
           <w:tcPr>
             <w:cnfStyle w:val="001000000000" w:firstRow="0" w:lastRow="0" w:firstColumn="1" w:lastColumn="0" w:oddVBand="0" w:evenVBand="0" w:oddHBand="0" w:evenHBand="0" w:firstRowFirstColumn="0" w:firstRowLastColumn="0" w:lastRowFirstColumn="0" w:lastRowLastColumn="0"/>
-            <w:tcW w:w="1413" w:type="dxa"/>
+            <w:tcW w:w="1923" w:type="dxa"/>
           </w:tcPr>
           <w:p>
             <w:r>
@@ -1171,7 +1279,7 @@
         </w:tc>
         <w:tc>
           <w:tcPr>
-            <w:tcW w:w="7607" w:type="dxa"/>
+            <w:tcW w:w="7097" w:type="dxa"/>
           </w:tcPr>
           <w:p>
             <w:pPr>
@@ -1184,14 +1292,60 @@
               <w:rPr>
                 <w:lang w:eastAsia="en-US"/>
               </w:rPr>
-              <w:t>0% win rates were common for this agent.</w:t>
+              <w:t>Win</w:t>
+            </w:r>
+            <w:r>
+              <w:rPr>
+                <w:lang w:eastAsia="en-US"/>
+              </w:rPr>
+              <w:t xml:space="preserve"> rates</w:t>
+            </w:r>
+            <w:r>
+              <w:rPr>
+                <w:lang w:eastAsia="en-US"/>
+              </w:rPr>
+              <w:t xml:space="preserve"> of &lt;15%</w:t>
+            </w:r>
+            <w:r>
+              <w:rPr>
+                <w:lang w:eastAsia="en-US"/>
+              </w:rPr>
+              <w:t xml:space="preserve"> were common for this agent.</w:t>
+            </w:r>
+          </w:p>
+        </w:tc>
+      </w:tr>
+      <w:tr>
+        <w:trPr>
+          <w:trHeight w:val="321"/>
+        </w:trPr>
+        <w:tc>
+          <w:tcPr>
+            <w:cnfStyle w:val="001000000000" w:firstRow="0" w:lastRow="0" w:firstColumn="1" w:lastColumn="0" w:oddVBand="0" w:evenVBand="0" w:oddHBand="0" w:evenHBand="0" w:firstRowFirstColumn="0" w:firstRowLastColumn="0" w:lastRowFirstColumn="0" w:lastRowLastColumn="0"/>
+            <w:tcW w:w="1923" w:type="dxa"/>
+          </w:tcPr>
+          <w:p>
+            <w:r>
+              <w:t>Goal</w:t>
+            </w:r>
+          </w:p>
+        </w:tc>
+        <w:tc>
+          <w:tcPr>
+            <w:tcW w:w="7097" w:type="dxa"/>
+          </w:tcPr>
+          <w:p>
+            <w:pPr>
+              <w:cnfStyle w:val="000000000000" w:firstRow="0" w:lastRow="0" w:firstColumn="0" w:lastColumn="0" w:oddVBand="0" w:evenVBand="0" w:oddHBand="0" w:evenHBand="0" w:firstRowFirstColumn="0" w:firstRowLastColumn="0" w:lastRowFirstColumn="0" w:lastRowLastColumn="0"/>
+            </w:pPr>
+            <w:r>
+              <w:t xml:space="preserve">Best agent for winning games, win rates of &gt;80% were common. </w:t>
             </w:r>
           </w:p>
         </w:tc>
       </w:tr>
     </w:tbl>
     <w:p/>
-    <w:p/>
     <w:p>
       <w:pPr>
         <w:pStyle w:val="Heading2"/>
@@ -1210,43 +1364,13 @@
         <w:rPr>
           <w:lang w:eastAsia="en-US"/>
         </w:rPr>
-        <w:t xml:space="preserve">Sample results after </w:t>
+        <w:t>To evaluate this, I</w:t>
       </w:r>
       <w:r>
         <w:rPr>
           <w:lang w:eastAsia="en-US"/>
         </w:rPr>
-        <w:t>experiments</w:t>
-      </w:r>
-      <w:r>
-        <w:rPr>
-          <w:lang w:eastAsia="en-US"/>
-        </w:rPr>
-        <w:t xml:space="preserve"> </w:t>
-      </w:r>
-      <w:r>
-        <w:rPr>
-          <w:lang w:eastAsia="en-US"/>
-        </w:rPr>
-        <w:t>with</w:t>
-      </w:r>
-      <w:r>
-        <w:rPr>
-          <w:lang w:eastAsia="en-US"/>
-        </w:rPr>
-        <w:t xml:space="preserve"> </w:t>
-      </w:r>
-      <w:r>
-        <w:rPr>
-          <w:lang w:eastAsia="en-US"/>
-        </w:rPr>
-        <w:t xml:space="preserve">100 </w:t>
-      </w:r>
-      <w:r>
-        <w:rPr>
-          <w:lang w:eastAsia="en-US"/>
-        </w:rPr>
-        <w:t>different worlds:</w:t>
+        <w:t xml:space="preserve"> ran 500 games per agent in worlds of 6x6, 9x9 and 12x12. </w:t>
       </w:r>
     </w:p>
     <w:p>
@@ -1258,11 +1382,15 @@
     </w:p>
     <w:p>
       <w:pPr>
-        <w:rPr>
-          <w:i/>
-          <w:iCs/>
-          <w:sz w:val="10"/>
-          <w:szCs w:val="10"/>
+        <w:pStyle w:val="Heading3"/>
+      </w:pPr>
+      <w:r>
+        <w:t>Time</w:t>
+      </w:r>
+    </w:p>
+    <w:p>
+      <w:pPr>
+        <w:rPr>
           <w:lang w:eastAsia="en-US"/>
         </w:rPr>
       </w:pPr>
@@ -1270,12 +1398,13 @@
         <w:rPr>
           <w:noProof/>
           <w:lang w:eastAsia="en-US"/>
+          <w14:ligatures w14:val="standardContextual"/>
         </w:rPr>
         <w:drawing>
-          <wp:inline distT="0" distB="0" distL="0" distR="0" wp14:anchorId="2A3F6037" wp14:editId="5C5AE59C">
-            <wp:extent cx="2013748" cy="1210792"/>
-            <wp:effectExtent l="0" t="0" r="0" b="0"/>
-            <wp:docPr id="2074991021" name="Picture 1" descr="A graph of different colored squares&#10;&#10;AI-generated content may be incorrect."/>
+          <wp:inline distT="0" distB="0" distL="0" distR="0" wp14:anchorId="3BC22332" wp14:editId="71F7CEBC">
+            <wp:extent cx="5400675" cy="1975964"/>
+            <wp:effectExtent l="0" t="0" r="0" b="5715"/>
+            <wp:docPr id="1751513268" name="Picture 1" descr="A graph of numbers and graphs&#10;&#10;AI-generated content may be incorrect."/>
             <wp:cNvGraphicFramePr>
               <a:graphicFrameLocks xmlns:a="http://schemas.openxmlformats.org/drawingml/2006/main" noChangeAspect="1"/>
             </wp:cNvGraphicFramePr>
@@ -1283,11 +1412,17 @@
               <a:graphicData uri="http://schemas.openxmlformats.org/drawingml/2006/picture">
                 <pic:pic xmlns:pic="http://schemas.openxmlformats.org/drawingml/2006/picture">
                   <pic:nvPicPr>
-                    <pic:cNvPr id="2074991021" name="Picture 1" descr="A graph of different colored squares&#10;&#10;AI-generated content may be incorrect."/>
+                    <pic:cNvPr id="1751513268" name="Picture 1" descr="A graph of numbers and graphs&#10;&#10;AI-generated content may be incorrect."/>
                     <pic:cNvPicPr/>
                   </pic:nvPicPr>
                   <pic:blipFill>
-                    <a:blip r:embed="rId6"/>
+                    <a:blip r:embed="rId6" cstate="print">
+                      <a:extLst>
+                        <a:ext uri="{28A0092B-C50C-407E-A947-70E740481C1C}">
+                          <a14:useLocalDpi xmlns:a14="http://schemas.microsoft.com/office/drawing/2010/main" val="0"/>
+                        </a:ext>
+                      </a:extLst>
+                    </a:blip>
                     <a:stretch>
                       <a:fillRect/>
                     </a:stretch>
@@ -1295,7 +1430,7 @@
                   <pic:spPr>
                     <a:xfrm>
                       <a:off x="0" y="0"/>
-                      <a:ext cx="2144252" cy="1289259"/>
+                      <a:ext cx="6339768" cy="2319553"/>
                     </a:xfrm>
                     <a:prstGeom prst="rect">
                       <a:avLst/>
@@ -1307,54 +1442,6 @@
           </wp:inline>
         </w:drawing>
       </w:r>
-      <w:r>
-        <w:rPr>
-          <w:sz w:val="16"/>
-          <w:szCs w:val="16"/>
-          <w:lang w:eastAsia="en-US"/>
-        </w:rPr>
-        <w:t>fig. 1</w:t>
-      </w:r>
-      <w:r>
-        <w:rPr>
-          <w:i/>
-          <w:iCs/>
-          <w:sz w:val="16"/>
-          <w:szCs w:val="16"/>
-          <w:lang w:eastAsia="en-US"/>
-        </w:rPr>
-        <w:t xml:space="preserve"> </w:t>
-      </w:r>
-      <w:r>
-        <w:rPr>
-          <w:i/>
-          <w:iCs/>
-          <w:sz w:val="16"/>
-          <w:szCs w:val="16"/>
-          <w:lang w:eastAsia="en-US"/>
-        </w:rPr>
-        <w:t>100 x (</w:t>
-      </w:r>
-      <w:r>
-        <w:rPr>
-          <w:i/>
-          <w:iCs/>
-          <w:sz w:val="16"/>
-          <w:szCs w:val="16"/>
-          <w:lang w:eastAsia="en-US"/>
-        </w:rPr>
-        <w:t>STEPS=&gt; 40          RUNS=&gt; 500          WIDTH=&gt; 6          DEPTH=&gt; 6</w:t>
-      </w:r>
-      <w:r>
-        <w:rPr>
-          <w:i/>
-          <w:iCs/>
-          <w:sz w:val="16"/>
-          <w:szCs w:val="16"/>
-          <w:lang w:eastAsia="en-US"/>
-        </w:rPr>
-        <w:t>)</w:t>
-      </w:r>
     </w:p>
     <w:p>
       <w:pPr>
@@ -1362,21 +1449,60 @@
           <w:lang w:eastAsia="en-US"/>
         </w:rPr>
       </w:pPr>
+      <w:r>
+        <w:rPr>
+          <w:lang w:eastAsia="en-US"/>
+        </w:rPr>
+        <w:t xml:space="preserve">As grid size increases, all agents show rising average time, with </w:t>
+      </w:r>
+      <w:r>
+        <w:rPr>
+          <w:lang w:eastAsia="en-US"/>
+        </w:rPr>
+        <w:t xml:space="preserve">the </w:t>
+      </w:r>
+      <w:r>
+        <w:rPr>
+          <w:lang w:eastAsia="en-US"/>
+        </w:rPr>
+        <w:t>Goal</w:t>
+      </w:r>
+      <w:r>
+        <w:rPr>
+          <w:lang w:eastAsia="en-US"/>
+        </w:rPr>
+        <w:t xml:space="preserve"> </w:t>
+      </w:r>
+      <w:r>
+        <w:rPr>
+          <w:lang w:eastAsia="en-US"/>
+        </w:rPr>
+        <w:t>Based</w:t>
+      </w:r>
+      <w:r>
+        <w:rPr>
+          <w:lang w:eastAsia="en-US"/>
+        </w:rPr>
+        <w:t xml:space="preserve"> </w:t>
+      </w:r>
+      <w:r>
+        <w:rPr>
+          <w:lang w:eastAsia="en-US"/>
+        </w:rPr>
+        <w:t>Agent increasing the most—indicating a trade-off between performance and computational cost.</w:t>
+      </w:r>
     </w:p>
     <w:p>
       <w:pPr>
-        <w:rPr>
-          <w:lang w:eastAsia="en-US"/>
-        </w:rPr>
-      </w:pPr>
+        <w:pStyle w:val="Heading3"/>
+      </w:pPr>
+      <w:r>
+        <w:t>% Games Won</w:t>
+      </w:r>
     </w:p>
     <w:p>
       <w:pPr>
         <w:rPr>
-          <w:i/>
-          <w:iCs/>
-          <w:sz w:val="20"/>
-          <w:szCs w:val="20"/>
           <w:lang w:eastAsia="en-US"/>
         </w:rPr>
       </w:pPr>
@@ -1384,12 +1510,13 @@
         <w:rPr>
           <w:noProof/>
           <w:lang w:eastAsia="en-US"/>
+          <w14:ligatures w14:val="standardContextual"/>
         </w:rPr>
         <w:drawing>
-          <wp:inline distT="0" distB="0" distL="0" distR="0" wp14:anchorId="26278464" wp14:editId="550EA753">
-            <wp:extent cx="2111373" cy="1526102"/>
+          <wp:inline distT="0" distB="0" distL="0" distR="0" wp14:anchorId="5D7C7D15" wp14:editId="5E8D68BC">
+            <wp:extent cx="5399348" cy="1666240"/>
             <wp:effectExtent l="0" t="0" r="0" b="0"/>
-            <wp:docPr id="775550251" name="Picture 1" descr="A graph with red and orange bars&#10;&#10;AI-generated content may be incorrect."/>
+            <wp:docPr id="634780348" name="Picture 2" descr="A graph of a number of people&#10;&#10;AI-generated content may be incorrect."/>
             <wp:cNvGraphicFramePr>
               <a:graphicFrameLocks xmlns:a="http://schemas.openxmlformats.org/drawingml/2006/main" noChangeAspect="1"/>
             </wp:cNvGraphicFramePr>
@@ -1397,11 +1524,17 @@
               <a:graphicData uri="http://schemas.openxmlformats.org/drawingml/2006/picture">
                 <pic:pic xmlns:pic="http://schemas.openxmlformats.org/drawingml/2006/picture">
                   <pic:nvPicPr>
-                    <pic:cNvPr id="775550251" name="Picture 1" descr="A graph with red and orange bars&#10;&#10;AI-generated content may be incorrect."/>
+                    <pic:cNvPr id="634780348" name="Picture 2" descr="A graph of a number of people&#10;&#10;AI-generated content may be incorrect."/>
                     <pic:cNvPicPr/>
                   </pic:nvPicPr>
                   <pic:blipFill>
-                    <a:blip r:embed="rId7"/>
+                    <a:blip r:embed="rId7" cstate="print">
+                      <a:extLst>
+                        <a:ext uri="{28A0092B-C50C-407E-A947-70E740481C1C}">
+                          <a14:useLocalDpi xmlns:a14="http://schemas.microsoft.com/office/drawing/2010/main" val="0"/>
+                        </a:ext>
+                      </a:extLst>
+                    </a:blip>
                     <a:stretch>
                       <a:fillRect/>
                     </a:stretch>
@@ -1409,7 +1542,7 @@
                   <pic:spPr>
                     <a:xfrm>
                       <a:off x="0" y="0"/>
-                      <a:ext cx="2210870" cy="1598018"/>
+                      <a:ext cx="6109330" cy="1885341"/>
                     </a:xfrm>
                     <a:prstGeom prst="rect">
                       <a:avLst/>
@@ -1421,62 +1554,99 @@
           </wp:inline>
         </w:drawing>
       </w:r>
-      <w:r>
-        <w:rPr>
-          <w:sz w:val="16"/>
-          <w:szCs w:val="16"/>
-          <w:lang w:eastAsia="en-US"/>
-        </w:rPr>
-        <w:t>fig. 2</w:t>
-      </w:r>
-      <w:r>
-        <w:rPr>
-          <w:i/>
-          <w:iCs/>
-          <w:sz w:val="16"/>
-          <w:szCs w:val="16"/>
-          <w:lang w:eastAsia="en-US"/>
-        </w:rPr>
-        <w:t xml:space="preserve"> </w:t>
-      </w:r>
-      <w:r>
-        <w:rPr>
-          <w:i/>
-          <w:iCs/>
-          <w:sz w:val="16"/>
-          <w:szCs w:val="16"/>
-          <w:lang w:eastAsia="en-US"/>
-        </w:rPr>
-        <w:t>100 x (</w:t>
-      </w:r>
-      <w:r>
-        <w:rPr>
-          <w:i/>
-          <w:iCs/>
-          <w:sz w:val="16"/>
-          <w:szCs w:val="16"/>
-          <w:lang w:eastAsia="en-US"/>
-        </w:rPr>
-        <w:t>STEPS=&gt; 40          RUNS=&gt; 500          WIDTH=&gt; 10          DEPTH=&gt; 10</w:t>
-      </w:r>
-      <w:r>
-        <w:rPr>
-          <w:i/>
-          <w:iCs/>
-          <w:sz w:val="16"/>
-          <w:szCs w:val="16"/>
-          <w:lang w:eastAsia="en-US"/>
-        </w:rPr>
-        <w:t>)</w:t>
-      </w:r>
     </w:p>
     <w:p>
-      <w:pPr>
-        <w:rPr>
-          <w:i/>
-          <w:iCs/>
-          <w:sz w:val="20"/>
-          <w:szCs w:val="20"/>
+      <w:r>
+        <w:rPr>
+          <w:rFonts w:eastAsiaTheme="majorEastAsia"/>
+        </w:rPr>
+        <w:t xml:space="preserve">The </w:t>
+      </w:r>
+      <w:r>
+        <w:rPr>
+          <w:rFonts w:eastAsiaTheme="majorEastAsia"/>
+        </w:rPr>
+        <w:t>Goal</w:t>
+      </w:r>
+      <w:r>
+        <w:rPr>
+          <w:rFonts w:eastAsiaTheme="majorEastAsia"/>
+        </w:rPr>
+        <w:t xml:space="preserve"> </w:t>
+      </w:r>
+      <w:r>
+        <w:rPr>
+          <w:rFonts w:eastAsiaTheme="majorEastAsia"/>
+        </w:rPr>
+        <w:t>Based</w:t>
+      </w:r>
+      <w:r>
+        <w:rPr>
+          <w:rFonts w:eastAsiaTheme="majorEastAsia"/>
+        </w:rPr>
+        <w:t xml:space="preserve"> </w:t>
+      </w:r>
+      <w:r>
+        <w:rPr>
+          <w:rFonts w:eastAsiaTheme="majorEastAsia"/>
+        </w:rPr>
+        <w:t>Agent </w:t>
+      </w:r>
+      <w:r>
+        <w:t>outperformed the others massively</w:t>
+      </w:r>
+      <w:r>
+        <w:t xml:space="preserve"> across all grid sizes</w:t>
+      </w:r>
+      <w:r>
+        <w:t>.</w:t>
+      </w:r>
+      <w:r>
+        <w:t xml:space="preserve"> </w:t>
+      </w:r>
+      <w:r>
+        <w:t>The</w:t>
+      </w:r>
+      <w:r>
+        <w:t xml:space="preserve"> other agents </w:t>
+      </w:r>
+      <w:r>
+        <w:t xml:space="preserve">effectiveness </w:t>
+      </w:r>
+      <w:r>
+        <w:t>decline</w:t>
+      </w:r>
+      <w:r>
+        <w:t xml:space="preserve">s </w:t>
+      </w:r>
+      <w:r>
+        <w:t xml:space="preserve">sharply as </w:t>
+      </w:r>
+      <w:r>
+        <w:t>grid size</w:t>
+      </w:r>
+      <w:r>
+        <w:t xml:space="preserve"> increases, highlighting </w:t>
+      </w:r>
+      <w:r>
+        <w:t xml:space="preserve">the Goal Based Agents </w:t>
+      </w:r>
+      <w:r>
+        <w:t>superior adaptability and strategic effectiveness.</w:t>
+      </w:r>
+    </w:p>
+    <w:p>
+      <w:pPr>
+        <w:pStyle w:val="Heading3"/>
+      </w:pPr>
+      <w:r>
+        <w:lastRenderedPageBreak/>
+        <w:t>Cost/Performance</w:t>
+      </w:r>
+    </w:p>
+    <w:p>
+      <w:pPr>
+        <w:rPr>
           <w:lang w:eastAsia="en-US"/>
         </w:rPr>
       </w:pPr>
@@ -1484,13 +1654,13 @@
         <w:rPr>
           <w:noProof/>
           <w:lang w:eastAsia="en-US"/>
-        </w:rPr>
-        <w:lastRenderedPageBreak/>
+          <w14:ligatures w14:val="standardContextual"/>
+        </w:rPr>
         <w:drawing>
-          <wp:inline distT="0" distB="0" distL="0" distR="0" wp14:anchorId="2E36016E" wp14:editId="68E1B07A">
-            <wp:extent cx="2118641" cy="1790963"/>
-            <wp:effectExtent l="0" t="0" r="2540" b="0"/>
-            <wp:docPr id="1882005884" name="Picture 1" descr="A graph with red and orange squares&#10;&#10;AI-generated content may be incorrect."/>
+          <wp:inline distT="0" distB="0" distL="0" distR="0" wp14:anchorId="55749927" wp14:editId="7DD48F61">
+            <wp:extent cx="5400675" cy="1666430"/>
+            <wp:effectExtent l="0" t="0" r="0" b="0"/>
+            <wp:docPr id="1670024839" name="Picture 3" descr="A graph of different colored bars&#10;&#10;AI-generated content may be incorrect."/>
             <wp:cNvGraphicFramePr>
               <a:graphicFrameLocks xmlns:a="http://schemas.openxmlformats.org/drawingml/2006/main" noChangeAspect="1"/>
             </wp:cNvGraphicFramePr>
@@ -1498,11 +1668,17 @@
               <a:graphicData uri="http://schemas.openxmlformats.org/drawingml/2006/picture">
                 <pic:pic xmlns:pic="http://schemas.openxmlformats.org/drawingml/2006/picture">
                   <pic:nvPicPr>
-                    <pic:cNvPr id="1882005884" name="Picture 1" descr="A graph with red and orange squares&#10;&#10;AI-generated content may be incorrect."/>
+                    <pic:cNvPr id="1670024839" name="Picture 3" descr="A graph of different colored bars&#10;&#10;AI-generated content may be incorrect."/>
                     <pic:cNvPicPr/>
                   </pic:nvPicPr>
                   <pic:blipFill>
-                    <a:blip r:embed="rId8"/>
+                    <a:blip r:embed="rId8" cstate="print">
+                      <a:extLst>
+                        <a:ext uri="{28A0092B-C50C-407E-A947-70E740481C1C}">
+                          <a14:useLocalDpi xmlns:a14="http://schemas.microsoft.com/office/drawing/2010/main" val="0"/>
+                        </a:ext>
+                      </a:extLst>
+                    </a:blip>
                     <a:stretch>
                       <a:fillRect/>
                     </a:stretch>
@@ -1510,7 +1686,7 @@
                   <pic:spPr>
                     <a:xfrm>
                       <a:off x="0" y="0"/>
-                      <a:ext cx="2187360" cy="1849054"/>
+                      <a:ext cx="5478056" cy="1690307"/>
                     </a:xfrm>
                     <a:prstGeom prst="rect">
                       <a:avLst/>
@@ -1522,42 +1698,6 @@
           </wp:inline>
         </w:drawing>
       </w:r>
-      <w:r>
-        <w:rPr>
-          <w:sz w:val="16"/>
-          <w:szCs w:val="16"/>
-          <w:lang w:eastAsia="en-US"/>
-        </w:rPr>
-        <w:t xml:space="preserve">fig 3. </w:t>
-      </w:r>
-      <w:r>
-        <w:rPr>
-          <w:sz w:val="16"/>
-          <w:szCs w:val="16"/>
-          <w:lang w:eastAsia="en-US"/>
-        </w:rPr>
-        <w:t>100 x (</w:t>
-      </w:r>
-      <w:r>
-        <w:rPr>
-          <w:i/>
-          <w:iCs/>
-          <w:sz w:val="16"/>
-          <w:szCs w:val="16"/>
-          <w:lang w:eastAsia="en-US"/>
-        </w:rPr>
-        <w:t>STEPS=&gt; 40         RUNS=&gt; 500          WIDTH=&gt; 20          DEPTH=&gt; 20</w:t>
-      </w:r>
-      <w:r>
-        <w:rPr>
-          <w:i/>
-          <w:iCs/>
-          <w:sz w:val="16"/>
-          <w:szCs w:val="16"/>
-          <w:lang w:eastAsia="en-US"/>
-        </w:rPr>
-        <w:t>)</w:t>
-      </w:r>
     </w:p>
     <w:p>
       <w:pPr>
@@ -1565,6 +1705,48 @@
           <w:lang w:eastAsia="en-US"/>
         </w:rPr>
       </w:pPr>
+      <w:r>
+        <w:rPr>
+          <w:lang w:eastAsia="en-US"/>
+        </w:rPr>
+        <w:t xml:space="preserve">Again the best performing agent was the Goal Based Agent. The </w:t>
+      </w:r>
+      <w:r>
+        <w:rPr>
+          <w:lang w:eastAsia="en-US"/>
+        </w:rPr>
+        <w:t xml:space="preserve">agent’s </w:t>
+      </w:r>
+      <w:r>
+        <w:rPr>
+          <w:lang w:eastAsia="en-US"/>
+        </w:rPr>
+        <w:t xml:space="preserve">heuristic </w:t>
+      </w:r>
+      <w:r>
+        <w:rPr>
+          <w:lang w:eastAsia="en-US"/>
+        </w:rPr>
+        <w:t xml:space="preserve">consistently </w:t>
+      </w:r>
+      <w:r>
+        <w:rPr>
+          <w:lang w:eastAsia="en-US"/>
+        </w:rPr>
+        <w:t>pro</w:t>
+      </w:r>
+      <w:r>
+        <w:rPr>
+          <w:lang w:eastAsia="en-US"/>
+        </w:rPr>
+        <w:t>duced</w:t>
+      </w:r>
+      <w:r>
+        <w:rPr>
+          <w:lang w:eastAsia="en-US"/>
+        </w:rPr>
+        <w:t xml:space="preserve"> the most efficient path.</w:t>
+      </w:r>
     </w:p>
     <w:p>
       <w:pPr>
@@ -1575,174 +1757,10 @@
     </w:p>
     <w:p>
       <w:pPr>
-        <w:rPr>
-          <w:lang w:eastAsia="en-US"/>
-        </w:rPr>
-      </w:pPr>
-    </w:p>
-    <w:tbl>
-      <w:tblPr>
-        <w:tblStyle w:val="GridTable5Dark"/>
-        <w:tblW w:w="0" w:type="auto"/>
-        <w:tblLook w:val="04A0" w:firstRow="1" w:lastRow="0" w:firstColumn="1" w:lastColumn="0" w:noHBand="0" w:noVBand="1"/>
-      </w:tblPr>
-      <w:tblGrid>
-        <w:gridCol w:w="1413"/>
-        <w:gridCol w:w="7562"/>
-      </w:tblGrid>
-      <w:tr>
-        <w:trPr>
-          <w:cnfStyle w:val="100000000000" w:firstRow="1" w:lastRow="0" w:firstColumn="0" w:lastColumn="0" w:oddVBand="0" w:evenVBand="0" w:oddHBand="0" w:evenHBand="0" w:firstRowFirstColumn="0" w:firstRowLastColumn="0" w:lastRowFirstColumn="0" w:lastRowLastColumn="0"/>
-          <w:trHeight w:val="285"/>
-        </w:trPr>
-        <w:tc>
-          <w:tcPr>
-            <w:cnfStyle w:val="001000000000" w:firstRow="0" w:lastRow="0" w:firstColumn="1" w:lastColumn="0" w:oddVBand="0" w:evenVBand="0" w:oddHBand="0" w:evenHBand="0" w:firstRowFirstColumn="0" w:firstRowLastColumn="0" w:lastRowFirstColumn="0" w:lastRowLastColumn="0"/>
-            <w:tcW w:w="1413" w:type="dxa"/>
-          </w:tcPr>
-          <w:p/>
-        </w:tc>
-        <w:tc>
-          <w:tcPr>
-            <w:tcW w:w="7562" w:type="dxa"/>
-          </w:tcPr>
-          <w:p>
-            <w:pPr>
-              <w:cnfStyle w:val="100000000000" w:firstRow="1" w:lastRow="0" w:firstColumn="0" w:lastColumn="0" w:oddVBand="0" w:evenVBand="0" w:oddHBand="0" w:evenHBand="0" w:firstRowFirstColumn="0" w:firstRowLastColumn="0" w:lastRowFirstColumn="0" w:lastRowLastColumn="0"/>
-            </w:pPr>
-          </w:p>
-        </w:tc>
-      </w:tr>
-      <w:tr>
-        <w:trPr>
-          <w:cnfStyle w:val="000000100000" w:firstRow="0" w:lastRow="0" w:firstColumn="0" w:lastColumn="0" w:oddVBand="0" w:evenVBand="0" w:oddHBand="1" w:evenHBand="0" w:firstRowFirstColumn="0" w:firstRowLastColumn="0" w:lastRowFirstColumn="0" w:lastRowLastColumn="0"/>
-          <w:trHeight w:val="285"/>
-        </w:trPr>
-        <w:tc>
-          <w:tcPr>
-            <w:cnfStyle w:val="001000000000" w:firstRow="0" w:lastRow="0" w:firstColumn="1" w:lastColumn="0" w:oddVBand="0" w:evenVBand="0" w:oddHBand="0" w:evenHBand="0" w:firstRowFirstColumn="0" w:firstRowLastColumn="0" w:lastRowFirstColumn="0" w:lastRowLastColumn="0"/>
-            <w:tcW w:w="1413" w:type="dxa"/>
-          </w:tcPr>
-          <w:p>
-            <w:r>
-              <w:t>Random</w:t>
-            </w:r>
-          </w:p>
-        </w:tc>
-        <w:tc>
-          <w:tcPr>
-            <w:tcW w:w="7562" w:type="dxa"/>
-          </w:tcPr>
-          <w:p>
-            <w:pPr>
-              <w:cnfStyle w:val="000000100000" w:firstRow="0" w:lastRow="0" w:firstColumn="0" w:lastColumn="0" w:oddVBand="0" w:evenVBand="0" w:oddHBand="1" w:evenHBand="0" w:firstRowFirstColumn="0" w:firstRowLastColumn="0" w:lastRowFirstColumn="0" w:lastRowLastColumn="0"/>
-            </w:pPr>
-            <w:r>
-              <w:t>Performance and win rate fluctuated randomly across worlds of different sizes.</w:t>
-            </w:r>
-          </w:p>
-        </w:tc>
-      </w:tr>
-      <w:tr>
-        <w:trPr>
-          <w:trHeight w:val="275"/>
-        </w:trPr>
-        <w:tc>
-          <w:tcPr>
-            <w:cnfStyle w:val="001000000000" w:firstRow="0" w:lastRow="0" w:firstColumn="1" w:lastColumn="0" w:oddVBand="0" w:evenVBand="0" w:oddHBand="0" w:evenHBand="0" w:firstRowFirstColumn="0" w:firstRowLastColumn="0" w:lastRowFirstColumn="0" w:lastRowLastColumn="0"/>
-            <w:tcW w:w="1413" w:type="dxa"/>
-          </w:tcPr>
-          <w:p>
-            <w:r>
-              <w:t>Reflex</w:t>
-            </w:r>
-          </w:p>
-        </w:tc>
-        <w:tc>
-          <w:tcPr>
-            <w:tcW w:w="7562" w:type="dxa"/>
-          </w:tcPr>
-          <w:p>
-            <w:pPr>
-              <w:cnfStyle w:val="000000000000" w:firstRow="0" w:lastRow="0" w:firstColumn="0" w:lastColumn="0" w:oddVBand="0" w:evenVBand="0" w:oddHBand="0" w:evenHBand="0" w:firstRowFirstColumn="0" w:firstRowLastColumn="0" w:lastRowFirstColumn="0" w:lastRowLastColumn="0"/>
-              <w:rPr>
-                <w:lang w:eastAsia="en-US"/>
-              </w:rPr>
-            </w:pPr>
-            <w:r>
-              <w:rPr>
-                <w:lang w:eastAsia="en-US"/>
-              </w:rPr>
-              <w:t>Win rate was better in smaller worlds, as there was more likelihood of the winning square being on the agent’s path to (0, 0)</w:t>
-            </w:r>
-            <w:r>
-              <w:rPr>
-                <w:lang w:eastAsia="en-US"/>
-              </w:rPr>
-              <w:t xml:space="preserve">. The reflex trigger is the main driver of the poor result, something that didn’t always tend to (0,0) might have proved more performant. </w:t>
-            </w:r>
-          </w:p>
-        </w:tc>
-      </w:tr>
-      <w:tr>
-        <w:trPr>
-          <w:cnfStyle w:val="000000100000" w:firstRow="0" w:lastRow="0" w:firstColumn="0" w:lastColumn="0" w:oddVBand="0" w:evenVBand="0" w:oddHBand="1" w:evenHBand="0" w:firstRowFirstColumn="0" w:firstRowLastColumn="0" w:lastRowFirstColumn="0" w:lastRowLastColumn="0"/>
-          <w:trHeight w:val="285"/>
-        </w:trPr>
-        <w:tc>
-          <w:tcPr>
-            <w:cnfStyle w:val="001000000000" w:firstRow="0" w:lastRow="0" w:firstColumn="1" w:lastColumn="0" w:oddVBand="0" w:evenVBand="0" w:oddHBand="0" w:evenHBand="0" w:firstRowFirstColumn="0" w:firstRowLastColumn="0" w:lastRowFirstColumn="0" w:lastRowLastColumn="0"/>
-            <w:tcW w:w="1413" w:type="dxa"/>
-          </w:tcPr>
-          <w:p>
-            <w:r>
-              <w:t>Table</w:t>
-            </w:r>
-          </w:p>
-        </w:tc>
-        <w:tc>
-          <w:tcPr>
-            <w:tcW w:w="7562" w:type="dxa"/>
-          </w:tcPr>
-          <w:p>
-            <w:pPr>
-              <w:cnfStyle w:val="000000100000" w:firstRow="0" w:lastRow="0" w:firstColumn="0" w:lastColumn="0" w:oddVBand="0" w:evenVBand="0" w:oddHBand="1" w:evenHBand="0" w:firstRowFirstColumn="0" w:firstRowLastColumn="0" w:lastRowFirstColumn="0" w:lastRowLastColumn="0"/>
-            </w:pPr>
-            <w:r>
-              <w:t>Performance improved in the bigger worlds as there was less likelihood of the pre-defined moves hitting the Penalty square. Conversely, Win rate was better in the smaller worlds, as there was more likelihood of hitting the Winning square in the more limited environment.</w:t>
-            </w:r>
-            <w:r>
-              <w:t xml:space="preserve"> This could have been improved by a better strategy in the table of defined moves. Defining an expanding circular motion, or a systematic row by row search might have improved the outcomes.</w:t>
-            </w:r>
-          </w:p>
-        </w:tc>
-      </w:tr>
-    </w:tbl>
-    <w:p/>
-    <w:p/>
-    <w:p>
-      <w:pPr>
-        <w:rPr>
-          <w:rFonts w:asciiTheme="majorHAnsi" w:eastAsiaTheme="majorEastAsia" w:hAnsiTheme="majorHAnsi" w:cstheme="majorBidi"/>
-          <w:color w:val="0F4761" w:themeColor="accent1" w:themeShade="BF"/>
-          <w:kern w:val="2"/>
-          <w:sz w:val="40"/>
-          <w:szCs w:val="40"/>
-          <w:lang w:eastAsia="en-US"/>
-          <w14:ligatures w14:val="standardContextual"/>
-        </w:rPr>
+        <w:pStyle w:val="Heading1"/>
       </w:pPr>
       <w:bookmarkStart w:id="0" w:name="_Toc209955428"/>
       <w:r>
-        <w:br w:type="page"/>
-      </w:r>
-    </w:p>
-    <w:p>
-      <w:pPr>
-        <w:pStyle w:val="Heading1"/>
-      </w:pPr>
-      <w:r>
-        <w:lastRenderedPageBreak/>
         <w:t>1.2 Searching Your World</w:t>
       </w:r>
       <w:bookmarkEnd w:id="0"/>
@@ -5413,7 +5431,6 @@
   <w:style w:type="character" w:default="1" w:styleId="DefaultParagraphFont">
     <w:name w:val="Default Paragraph Font"/>
     <w:uiPriority w:val="1"/>
-    <w:semiHidden/>
     <w:unhideWhenUsed/>
   </w:style>
   <w:style w:type="table" w:default="1" w:styleId="TableNormal">
